--- a/6-过程管理/流程制度规范类文件/HFSJ-ITSS-0603-运维服务报告管理制度.docx
+++ b/6-过程管理/流程制度规范类文件/HFSJ-ITSS-0603-运维服务报告管理制度.docx
@@ -6133,7 +6133,7 @@
           <w:rFonts w:hint="default"/>
           <w:lang w:val="en-US" w:eastAsia="zh-CN"/>
         </w:rPr>
-        <w:t>涉及部门：运维部、研发部、产品产品质量部、综合部；</w:t>
+        <w:t>涉及部门：运维部、研发部、产品质量部、综合部；</w:t>
       </w:r>
     </w:p>
     <w:p>
@@ -9395,7 +9395,7 @@
                 <w:szCs w:val="18"/>
                 <w:lang w:val="en-US" w:eastAsia="zh-CN"/>
               </w:rPr>
-              <w:t>产品产品质量部</w:t>
+              <w:t>产品质量部</w:t>
             </w:r>
           </w:p>
         </w:tc>
@@ -9462,7 +9462,7 @@
                 <w:szCs w:val="18"/>
                 <w:lang w:val="en-US" w:eastAsia="zh-CN"/>
               </w:rPr>
-              <w:t>产品产品质量部经理、产品产品质量部专员</w:t>
+              <w:t>产品质量部经理、产品质量部专员</w:t>
             </w:r>
           </w:p>
         </w:tc>
@@ -10469,7 +10469,7 @@
           <w:rFonts w:hint="default"/>
           <w:lang w:val="en-US" w:eastAsia="zh-CN"/>
         </w:rPr>
-        <w:t>产品产品质量部依据服务报告中的数据分析，对服务执行过程进行质量监督。服务报告中反映的未达标项、客户投诉、问题分析等内容，是质量改进的重要输入。产品产品质量部通过定期评审服务报告的质量，确保报告的准确性和完整性，并将报告中发现的问题纳入质量改进流程进行跟踪验证。</w:t>
+        <w:t>产品质量部依据服务报告中的数据分析，对服务执行过程进行质量监督。服务报告中反映的未达标项、客户投诉、问题分析等内容，是质量改进的重要输入。产品质量部通过定期评审服务报告的质量，确保报告的准确性和完整性，并将报告中发现的问题纳入质量改进流程进行跟踪验证。</w:t>
       </w:r>
     </w:p>
     <w:p>
@@ -19841,7 +19841,7 @@
                 <w:szCs w:val="18"/>
                 <w:lang w:val="en-US" w:eastAsia="zh-CN"/>
               </w:rPr>
-              <w:t>产品产品质量部组织</w:t>
+              <w:t>产品质量部组织</w:t>
             </w:r>
           </w:p>
         </w:tc>
@@ -20821,7 +20821,7 @@
                 <w:szCs w:val="18"/>
                 <w:lang w:val="en-US" w:eastAsia="zh-CN"/>
               </w:rPr>
-              <w:t>产品产品质量部、运维部</w:t>
+              <w:t>产品质量部、运维部</w:t>
             </w:r>
           </w:p>
         </w:tc>
@@ -22644,7 +22644,7 @@
           <w:rFonts w:hint="default"/>
           <w:lang w:val="en-US" w:eastAsia="zh-CN"/>
         </w:rPr>
-        <w:t>服务报告编制完成后，由产品产品质量部组织评审。评审内容包括：</w:t>
+        <w:t>服务报告编制完成后，由产品质量部组织评审。评审内容包括：</w:t>
       </w:r>
     </w:p>
     <w:p>
@@ -24107,7 +24107,7 @@
                 <w:szCs w:val="18"/>
                 <w:lang w:val="en-US" w:eastAsia="zh-CN"/>
               </w:rPr>
-              <w:t>客户、运维部经理、产品产品质量部经理</w:t>
+              <w:t>客户、运维部经理、产品质量部经理</w:t>
             </w:r>
           </w:p>
         </w:tc>
@@ -24412,7 +24412,7 @@
                 <w:szCs w:val="18"/>
                 <w:lang w:val="en-US" w:eastAsia="zh-CN"/>
               </w:rPr>
-              <w:t>客户、管理层、产品产品质量部</w:t>
+              <w:t>客户、管理层、产品质量部</w:t>
             </w:r>
           </w:p>
         </w:tc>
@@ -24717,7 +24717,7 @@
                 <w:szCs w:val="18"/>
                 <w:lang w:val="en-US" w:eastAsia="zh-CN"/>
               </w:rPr>
-              <w:t>客户、管理层、产品产品质量部、综合部</w:t>
+              <w:t>客户、管理层、产品质量部、综合部</w:t>
             </w:r>
           </w:p>
         </w:tc>
@@ -25022,7 +25022,7 @@
                 <w:szCs w:val="18"/>
                 <w:lang w:val="en-US" w:eastAsia="zh-CN"/>
               </w:rPr>
-              <w:t>客户、管理层、产品产品质量部</w:t>
+              <w:t>客户、管理层、产品质量部</w:t>
             </w:r>
           </w:p>
         </w:tc>
@@ -25327,7 +25327,7 @@
                 <w:szCs w:val="18"/>
                 <w:lang w:val="en-US" w:eastAsia="zh-CN"/>
               </w:rPr>
-              <w:t>管理层、产品产品质量部</w:t>
+              <w:t>管理层、产品质量部</w:t>
             </w:r>
           </w:p>
         </w:tc>
@@ -25747,7 +25747,7 @@
           <w:rFonts w:hint="default"/>
           <w:lang w:val="en-US" w:eastAsia="zh-CN"/>
         </w:rPr>
-        <w:t>产品产品质量部每季度组织一次服务报告管理过程的评审，评审内容包括：</w:t>
+        <w:t>产品质量部每季度组织一次服务报告管理过程的评审，评审内容包括：</w:t>
       </w:r>
     </w:p>
     <w:p>
@@ -30951,7 +30951,7 @@
                 <w:szCs w:val="18"/>
                 <w:lang w:val="en-US" w:eastAsia="zh-CN"/>
               </w:rPr>
-              <w:t>产品产品质量部</w:t>
+              <w:t>产品质量部</w:t>
             </w:r>
           </w:p>
         </w:tc>
